--- a/templates_TN_V1.0/quyet_dinh_thu_hoi_phu_hieu_template.docx
+++ b/templates_TN_V1.0/quyet_dinh_thu_hoi_phu_hieu_template.docx
@@ -1,6 +1,6 @@
 
 <file path=word/document.xml><?xml version="1.0" encoding="utf-8"?>
-<w:document xmlns:wpc="http://schemas.microsoft.com/office/word/2010/wordprocessingCanvas" xmlns:cx="http://schemas.microsoft.com/office/drawing/2014/chartex" xmlns:cx1="http://schemas.microsoft.com/office/drawing/2015/9/8/chartex" xmlns:cx2="http://schemas.microsoft.com/office/drawing/2015/10/21/chartex" xmlns:cx3="http://schemas.microsoft.com/office/drawing/2016/5/9/chartex" xmlns:cx4="http://schemas.microsoft.com/office/drawing/2016/5/10/chartex" xmlns:cx5="http://schemas.microsoft.com/office/drawing/2016/5/11/chartex" xmlns:cx6="http://schemas.microsoft.com/office/drawing/2016/5/12/chartex" xmlns:cx7="http://schemas.microsoft.com/office/drawing/2016/5/13/chartex" xmlns:cx8="http://schemas.microsoft.com/office/drawing/2016/5/14/chartex" xmlns:mc="http://schemas.openxmlformats.org/markup-compatibility/2006" xmlns:aink="http://schemas.microsoft.com/office/drawing/2016/ink" xmlns:am3d="http://schemas.microsoft.com/office/drawing/2017/model3d" xmlns:o="urn:schemas-microsoft-com:office:office" xmlns:oel="http://schemas.microsoft.com/office/2019/extlst" xmlns:r="http://schemas.openxmlformats.org/officeDocument/2006/relationships" xmlns:m="http://schemas.openxmlformats.org/officeDocument/2006/math" xmlns:v="urn:schemas-microsoft-com:vml" xmlns:wp14="http://schemas.microsoft.com/office/word/2010/wordprocessingDrawing" xmlns:wp="http://schemas.openxmlformats.org/drawingml/2006/wordprocessingDrawing" xmlns:w10="urn:schemas-microsoft-com:office:word" xmlns:w="http://schemas.openxmlformats.org/wordprocessingml/2006/main" xmlns:w14="http://schemas.microsoft.com/office/word/2010/wordml" xmlns:w15="http://schemas.microsoft.com/office/word/2012/wordml" xmlns:w16cex="http://schemas.microsoft.com/office/word/2018/wordml/cex" xmlns:w16cid="http://schemas.microsoft.com/office/word/2016/wordml/cid" xmlns:w16="http://schemas.microsoft.com/office/word/2018/wordml" xmlns:w16du="http://schemas.microsoft.com/office/word/2023/wordml/word16du" xmlns:w16sdtdh="http://schemas.microsoft.com/office/word/2020/wordml/sdtdatahash" xmlns:w16sdtfl="http://schemas.microsoft.com/office/word/2024/wordml/sdtformatlock" xmlns:w16se="http://schemas.microsoft.com/office/word/2015/wordml/symex" xmlns:wpg="http://schemas.microsoft.com/office/word/2010/wordprocessingGroup" xmlns:wpi="http://schemas.microsoft.com/office/word/2010/wordprocessingInk" xmlns:wne="http://schemas.microsoft.com/office/word/2006/wordml" xmlns:wps="http://schemas.microsoft.com/office/word/2010/wordprocessingShape" mc:Ignorable="w14 w15 w16se w16cid w16 w16cex w16sdtdh w16sdtfl w16du wp14">
+<w:document xmlns:wpc="http://schemas.microsoft.com/office/word/2010/wordprocessingCanvas" xmlns:cx="http://schemas.microsoft.com/office/drawing/2014/chartex" xmlns:mc="http://schemas.openxmlformats.org/markup-compatibility/2006" xmlns:o="urn:schemas-microsoft-com:office:office" xmlns:r="http://schemas.openxmlformats.org/officeDocument/2006/relationships" xmlns:m="http://schemas.openxmlformats.org/officeDocument/2006/math" xmlns:v="urn:schemas-microsoft-com:vml" xmlns:wp14="http://schemas.microsoft.com/office/word/2010/wordprocessingDrawing" xmlns:wp="http://schemas.openxmlformats.org/drawingml/2006/wordprocessingDrawing" xmlns:w10="urn:schemas-microsoft-com:office:word" xmlns:w="http://schemas.openxmlformats.org/wordprocessingml/2006/main" xmlns:w14="http://schemas.microsoft.com/office/word/2010/wordml" xmlns:w15="http://schemas.microsoft.com/office/word/2012/wordml" xmlns:w16se="http://schemas.microsoft.com/office/word/2015/wordml/symex" xmlns:wpg="http://schemas.microsoft.com/office/word/2010/wordprocessingGroup" xmlns:wpi="http://schemas.microsoft.com/office/word/2010/wordprocessingInk" xmlns:wne="http://schemas.microsoft.com/office/word/2006/wordml" xmlns:wps="http://schemas.microsoft.com/office/word/2010/wordprocessingShape" mc:Ignorable="w14 w15 w16se wp14">
   <w:body>
     <w:tbl>
       <w:tblPr>
@@ -122,9 +122,74 @@
                 <w:sz w:val="26"/>
                 <w:szCs w:val="26"/>
               </w:rPr>
-              <w:pict w14:anchorId="2DE535EC">
-                <v:line id="_x0000_s2059" style="position:absolute;left:0;text-align:left;z-index:2;mso-position-horizontal-relative:text;mso-position-vertical-relative:text" from="59.9pt,.9pt" to="111.45pt,.9pt"/>
-              </w:pict>
+              <mc:AlternateContent>
+                <mc:Choice Requires="wps">
+                  <w:drawing>
+                    <wp:anchor distT="0" distB="0" distL="114300" distR="114300" simplePos="0" relativeHeight="251657216" behindDoc="0" locked="0" layoutInCell="1" allowOverlap="1" wp14:anchorId="2DE535EC" wp14:editId="3A0F481E">
+                      <wp:simplePos x="0" y="0"/>
+                      <wp:positionH relativeFrom="column">
+                        <wp:posOffset>760730</wp:posOffset>
+                      </wp:positionH>
+                      <wp:positionV relativeFrom="paragraph">
+                        <wp:posOffset>11430</wp:posOffset>
+                      </wp:positionV>
+                      <wp:extent cx="654685" cy="0"/>
+                      <wp:effectExtent l="8255" t="11430" r="13335" b="7620"/>
+                      <wp:wrapNone/>
+                      <wp:docPr id="1266342209" name="Line 11"/>
+                      <wp:cNvGraphicFramePr>
+                        <a:graphicFrameLocks xmlns:a="http://schemas.openxmlformats.org/drawingml/2006/main"/>
+                      </wp:cNvGraphicFramePr>
+                      <a:graphic xmlns:a="http://schemas.openxmlformats.org/drawingml/2006/main">
+                        <a:graphicData uri="http://schemas.microsoft.com/office/word/2010/wordprocessingShape">
+                          <wps:wsp>
+                            <wps:cNvCnPr>
+                              <a:cxnSpLocks noChangeShapeType="1"/>
+                            </wps:cNvCnPr>
+                            <wps:spPr bwMode="auto">
+                              <a:xfrm>
+                                <a:off x="0" y="0"/>
+                                <a:ext cx="654685" cy="0"/>
+                              </a:xfrm>
+                              <a:prstGeom prst="line">
+                                <a:avLst/>
+                              </a:prstGeom>
+                              <a:noFill/>
+                              <a:ln w="9525">
+                                <a:solidFill>
+                                  <a:srgbClr val="000000"/>
+                                </a:solidFill>
+                                <a:round/>
+                                <a:headEnd/>
+                                <a:tailEnd/>
+                              </a:ln>
+                              <a:extLst>
+                                <a:ext uri="{909E8E84-426E-40DD-AFC4-6F175D3DCCD1}">
+                                  <a14:hiddenFill xmlns:a14="http://schemas.microsoft.com/office/drawing/2010/main">
+                                    <a:noFill/>
+                                  </a14:hiddenFill>
+                                </a:ext>
+                              </a:extLst>
+                            </wps:spPr>
+                            <wps:bodyPr/>
+                          </wps:wsp>
+                        </a:graphicData>
+                      </a:graphic>
+                      <wp14:sizeRelH relativeFrom="page">
+                        <wp14:pctWidth>0</wp14:pctWidth>
+                      </wp14:sizeRelH>
+                      <wp14:sizeRelV relativeFrom="page">
+                        <wp14:pctHeight>0</wp14:pctHeight>
+                      </wp14:sizeRelV>
+                    </wp:anchor>
+                  </w:drawing>
+                </mc:Choice>
+                <mc:Fallback xmlns:w16sdtfl="http://schemas.microsoft.com/office/word/2024/wordml/sdtformatlock" xmlns:w16sdtdh="http://schemas.microsoft.com/office/word/2020/wordml/sdtdatahash" xmlns:w16du="http://schemas.microsoft.com/office/word/2023/wordml/word16du" xmlns:w16="http://schemas.microsoft.com/office/word/2018/wordml" xmlns:w16cid="http://schemas.microsoft.com/office/word/2016/wordml/cid" xmlns:w16cex="http://schemas.microsoft.com/office/word/2018/wordml/cex" xmlns:w16cei="http://schemas.microsoft.com/office/word/2026/wordml/cei" xmlns:oel="http://schemas.microsoft.com/office/2019/extlst" xmlns:am3d="http://schemas.microsoft.com/office/drawing/2017/model3d" xmlns:aink="http://schemas.microsoft.com/office/drawing/2016/ink" xmlns:cx8="http://schemas.microsoft.com/office/drawing/2016/5/14/chartex" xmlns:cx7="http://schemas.microsoft.com/office/drawing/2016/5/13/chartex" xmlns:cx6="http://schemas.microsoft.com/office/drawing/2016/5/12/chartex" xmlns:cx5="http://schemas.microsoft.com/office/drawing/2016/5/11/chartex" xmlns:cx4="http://schemas.microsoft.com/office/drawing/2016/5/10/chartex" xmlns:cx3="http://schemas.microsoft.com/office/drawing/2016/5/9/chartex" xmlns:cx2="http://schemas.microsoft.com/office/drawing/2015/10/21/chartex" xmlns:cx1="http://schemas.microsoft.com/office/drawing/2015/9/8/chartex">
+                  <w:pict>
+                    <v:line w14:anchorId="056E517A" id="Line 11" o:spid="_x0000_s1026" style="position:absolute;z-index:251657216;visibility:visible;mso-wrap-style:square;mso-width-percent:0;mso-height-percent:0;mso-wrap-distance-left:9pt;mso-wrap-distance-top:0;mso-wrap-distance-right:9pt;mso-wrap-distance-bottom:0;mso-position-horizontal:absolute;mso-position-horizontal-relative:text;mso-position-vertical:absolute;mso-position-vertical-relative:text;mso-width-percent:0;mso-height-percent:0;mso-width-relative:page;mso-height-relative:page" from="59.9pt,.9pt" to="111.45pt,.9pt" o:gfxdata="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"/>
+                  </w:pict>
+                </mc:Fallback>
+              </mc:AlternateContent>
             </w:r>
             <w:r>
               <w:rPr>
@@ -174,9 +239,74 @@
                 <w:sz w:val="26"/>
                 <w:szCs w:val="26"/>
               </w:rPr>
-              <w:pict w14:anchorId="2DE535EC">
-                <v:line id="_x0000_s2071" style="position:absolute;left:0;text-align:left;flip:y;z-index:3;mso-position-horizontal-relative:text;mso-position-vertical-relative:text" from="57.45pt,2.6pt" to="225.15pt,2.9pt"/>
-              </w:pict>
+              <mc:AlternateContent>
+                <mc:Choice Requires="wps">
+                  <w:drawing>
+                    <wp:anchor distT="0" distB="0" distL="114300" distR="114300" simplePos="0" relativeHeight="251658240" behindDoc="0" locked="0" layoutInCell="1" allowOverlap="1" wp14:anchorId="2DE535EC" wp14:editId="1D0441E2">
+                      <wp:simplePos x="0" y="0"/>
+                      <wp:positionH relativeFrom="column">
+                        <wp:posOffset>729615</wp:posOffset>
+                      </wp:positionH>
+                      <wp:positionV relativeFrom="paragraph">
+                        <wp:posOffset>33020</wp:posOffset>
+                      </wp:positionV>
+                      <wp:extent cx="2129790" cy="3810"/>
+                      <wp:effectExtent l="5715" t="13970" r="7620" b="10795"/>
+                      <wp:wrapNone/>
+                      <wp:docPr id="1603943912" name="Line 23"/>
+                      <wp:cNvGraphicFramePr>
+                        <a:graphicFrameLocks xmlns:a="http://schemas.openxmlformats.org/drawingml/2006/main"/>
+                      </wp:cNvGraphicFramePr>
+                      <a:graphic xmlns:a="http://schemas.openxmlformats.org/drawingml/2006/main">
+                        <a:graphicData uri="http://schemas.microsoft.com/office/word/2010/wordprocessingShape">
+                          <wps:wsp>
+                            <wps:cNvCnPr>
+                              <a:cxnSpLocks noChangeShapeType="1"/>
+                            </wps:cNvCnPr>
+                            <wps:spPr bwMode="auto">
+                              <a:xfrm flipV="1">
+                                <a:off x="0" y="0"/>
+                                <a:ext cx="2129790" cy="3810"/>
+                              </a:xfrm>
+                              <a:prstGeom prst="line">
+                                <a:avLst/>
+                              </a:prstGeom>
+                              <a:noFill/>
+                              <a:ln w="9525">
+                                <a:solidFill>
+                                  <a:srgbClr val="000000"/>
+                                </a:solidFill>
+                                <a:round/>
+                                <a:headEnd/>
+                                <a:tailEnd/>
+                              </a:ln>
+                              <a:extLst>
+                                <a:ext uri="{909E8E84-426E-40DD-AFC4-6F175D3DCCD1}">
+                                  <a14:hiddenFill xmlns:a14="http://schemas.microsoft.com/office/drawing/2010/main">
+                                    <a:noFill/>
+                                  </a14:hiddenFill>
+                                </a:ext>
+                              </a:extLst>
+                            </wps:spPr>
+                            <wps:bodyPr/>
+                          </wps:wsp>
+                        </a:graphicData>
+                      </a:graphic>
+                      <wp14:sizeRelH relativeFrom="page">
+                        <wp14:pctWidth>0</wp14:pctWidth>
+                      </wp14:sizeRelH>
+                      <wp14:sizeRelV relativeFrom="page">
+                        <wp14:pctHeight>0</wp14:pctHeight>
+                      </wp14:sizeRelV>
+                    </wp:anchor>
+                  </w:drawing>
+                </mc:Choice>
+                <mc:Fallback xmlns:w16sdtfl="http://schemas.microsoft.com/office/word/2024/wordml/sdtformatlock" xmlns:w16sdtdh="http://schemas.microsoft.com/office/word/2020/wordml/sdtdatahash" xmlns:w16du="http://schemas.microsoft.com/office/word/2023/wordml/word16du" xmlns:w16="http://schemas.microsoft.com/office/word/2018/wordml" xmlns:w16cid="http://schemas.microsoft.com/office/word/2016/wordml/cid" xmlns:w16cex="http://schemas.microsoft.com/office/word/2018/wordml/cex" xmlns:w16cei="http://schemas.microsoft.com/office/word/2026/wordml/cei" xmlns:oel="http://schemas.microsoft.com/office/2019/extlst" xmlns:am3d="http://schemas.microsoft.com/office/drawing/2017/model3d" xmlns:aink="http://schemas.microsoft.com/office/drawing/2016/ink" xmlns:cx8="http://schemas.microsoft.com/office/drawing/2016/5/14/chartex" xmlns:cx7="http://schemas.microsoft.com/office/drawing/2016/5/13/chartex" xmlns:cx6="http://schemas.microsoft.com/office/drawing/2016/5/12/chartex" xmlns:cx5="http://schemas.microsoft.com/office/drawing/2016/5/11/chartex" xmlns:cx4="http://schemas.microsoft.com/office/drawing/2016/5/10/chartex" xmlns:cx3="http://schemas.microsoft.com/office/drawing/2016/5/9/chartex" xmlns:cx2="http://schemas.microsoft.com/office/drawing/2015/10/21/chartex" xmlns:cx1="http://schemas.microsoft.com/office/drawing/2015/9/8/chartex">
+                  <w:pict>
+                    <v:line w14:anchorId="63215B9A" id="Line 23" o:spid="_x0000_s1026" style="position:absolute;flip:y;z-index:251658240;visibility:visible;mso-wrap-style:square;mso-width-percent:0;mso-height-percent:0;mso-wrap-distance-left:9pt;mso-wrap-distance-top:0;mso-wrap-distance-right:9pt;mso-wrap-distance-bottom:0;mso-position-horizontal:absolute;mso-position-horizontal-relative:text;mso-position-vertical:absolute;mso-position-vertical-relative:text;mso-width-percent:0;mso-height-percent:0;mso-width-relative:page;mso-height-relative:page" from="57.45pt,2.6pt" to="225.15pt,2.9pt" o:gfxdata="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"/>
+                  </w:pict>
+                </mc:Fallback>
+              </mc:AlternateContent>
             </w:r>
             <w:r>
               <w:rPr>
@@ -263,9 +393,74 @@
         <w:rPr>
           <w:noProof/>
         </w:rPr>
-        <w:pict w14:anchorId="4D5272F4">
-          <v:line id="_x0000_s2058" style="position:absolute;left:0;text-align:left;z-index:1" from="188.95pt,1.85pt" to="279pt,1.85pt"/>
-        </w:pict>
+        <mc:AlternateContent>
+          <mc:Choice Requires="wps">
+            <w:drawing>
+              <wp:anchor distT="0" distB="0" distL="114300" distR="114300" simplePos="0" relativeHeight="251656192" behindDoc="0" locked="0" layoutInCell="1" allowOverlap="1" wp14:anchorId="4D5272F4" wp14:editId="02EC8B4D">
+                <wp:simplePos x="0" y="0"/>
+                <wp:positionH relativeFrom="column">
+                  <wp:posOffset>2399665</wp:posOffset>
+                </wp:positionH>
+                <wp:positionV relativeFrom="paragraph">
+                  <wp:posOffset>23495</wp:posOffset>
+                </wp:positionV>
+                <wp:extent cx="1143635" cy="0"/>
+                <wp:effectExtent l="11430" t="13970" r="6985" b="5080"/>
+                <wp:wrapNone/>
+                <wp:docPr id="1156834658" name="Line 10"/>
+                <wp:cNvGraphicFramePr>
+                  <a:graphicFrameLocks xmlns:a="http://schemas.openxmlformats.org/drawingml/2006/main"/>
+                </wp:cNvGraphicFramePr>
+                <a:graphic xmlns:a="http://schemas.openxmlformats.org/drawingml/2006/main">
+                  <a:graphicData uri="http://schemas.microsoft.com/office/word/2010/wordprocessingShape">
+                    <wps:wsp>
+                      <wps:cNvCnPr>
+                        <a:cxnSpLocks noChangeShapeType="1"/>
+                      </wps:cNvCnPr>
+                      <wps:spPr bwMode="auto">
+                        <a:xfrm>
+                          <a:off x="0" y="0"/>
+                          <a:ext cx="1143635" cy="0"/>
+                        </a:xfrm>
+                        <a:prstGeom prst="line">
+                          <a:avLst/>
+                        </a:prstGeom>
+                        <a:noFill/>
+                        <a:ln w="9525">
+                          <a:solidFill>
+                            <a:srgbClr val="000000"/>
+                          </a:solidFill>
+                          <a:round/>
+                          <a:headEnd/>
+                          <a:tailEnd/>
+                        </a:ln>
+                        <a:extLst>
+                          <a:ext uri="{909E8E84-426E-40DD-AFC4-6F175D3DCCD1}">
+                            <a14:hiddenFill xmlns:a14="http://schemas.microsoft.com/office/drawing/2010/main">
+                              <a:noFill/>
+                            </a14:hiddenFill>
+                          </a:ext>
+                        </a:extLst>
+                      </wps:spPr>
+                      <wps:bodyPr/>
+                    </wps:wsp>
+                  </a:graphicData>
+                </a:graphic>
+                <wp14:sizeRelH relativeFrom="page">
+                  <wp14:pctWidth>0</wp14:pctWidth>
+                </wp14:sizeRelH>
+                <wp14:sizeRelV relativeFrom="page">
+                  <wp14:pctHeight>0</wp14:pctHeight>
+                </wp14:sizeRelV>
+              </wp:anchor>
+            </w:drawing>
+          </mc:Choice>
+          <mc:Fallback xmlns:w16sdtfl="http://schemas.microsoft.com/office/word/2024/wordml/sdtformatlock" xmlns:w16sdtdh="http://schemas.microsoft.com/office/word/2020/wordml/sdtdatahash" xmlns:w16du="http://schemas.microsoft.com/office/word/2023/wordml/word16du" xmlns:w16="http://schemas.microsoft.com/office/word/2018/wordml" xmlns:w16cid="http://schemas.microsoft.com/office/word/2016/wordml/cid" xmlns:w16cex="http://schemas.microsoft.com/office/word/2018/wordml/cex" xmlns:w16cei="http://schemas.microsoft.com/office/word/2026/wordml/cei" xmlns:oel="http://schemas.microsoft.com/office/2019/extlst" xmlns:am3d="http://schemas.microsoft.com/office/drawing/2017/model3d" xmlns:aink="http://schemas.microsoft.com/office/drawing/2016/ink" xmlns:cx8="http://schemas.microsoft.com/office/drawing/2016/5/14/chartex" xmlns:cx7="http://schemas.microsoft.com/office/drawing/2016/5/13/chartex" xmlns:cx6="http://schemas.microsoft.com/office/drawing/2016/5/12/chartex" xmlns:cx5="http://schemas.microsoft.com/office/drawing/2016/5/11/chartex" xmlns:cx4="http://schemas.microsoft.com/office/drawing/2016/5/10/chartex" xmlns:cx3="http://schemas.microsoft.com/office/drawing/2016/5/9/chartex" xmlns:cx2="http://schemas.microsoft.com/office/drawing/2015/10/21/chartex" xmlns:cx1="http://schemas.microsoft.com/office/drawing/2015/9/8/chartex">
+            <w:pict>
+              <v:line w14:anchorId="745B38C3" id="Line 10" o:spid="_x0000_s1026" style="position:absolute;z-index:251656192;visibility:visible;mso-wrap-style:square;mso-width-percent:0;mso-height-percent:0;mso-wrap-distance-left:9pt;mso-wrap-distance-top:0;mso-wrap-distance-right:9pt;mso-wrap-distance-bottom:0;mso-position-horizontal:absolute;mso-position-horizontal-relative:text;mso-position-vertical:absolute;mso-position-vertical-relative:text;mso-width-percent:0;mso-height-percent:0;mso-width-relative:page;mso-height-relative:page" from="188.95pt,1.85pt" to="279pt,1.85pt" o:gfxdata="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"/>
+            </w:pict>
+          </mc:Fallback>
+        </mc:AlternateContent>
       </w:r>
     </w:p>
     <w:p>
@@ -313,22 +508,6 @@
     </w:p>
     <w:p>
       <w:pPr>
-        <w:spacing w:before="240" w:after="120" w:line="360" w:lineRule="exact"/>
-        <w:ind w:firstLine="720"/>
-        <w:jc w:val="both"/>
-        <w:rPr>
-          <w:i/>
-        </w:rPr>
-      </w:pPr>
-      <w:r>
-        <w:rPr>
-          <w:i/>
-        </w:rPr>
-        <w:t>{#can_cu_list}</w:t>
-      </w:r>
-    </w:p>
-    <w:p>
-      <w:pPr>
         <w:spacing w:before="120" w:after="120" w:line="360" w:lineRule="exact"/>
         <w:ind w:firstLine="720"/>
         <w:jc w:val="both"/>
@@ -340,18 +519,12 @@
         <w:rPr>
           <w:i/>
         </w:rPr>
-        <w:t xml:space="preserve">Căn cứ </w:t>
-      </w:r>
-      <w:r>
-        <w:rPr>
-          <w:i/>
-        </w:rPr>
-        <w:t>{noi_dung}</w:t>
+        <w:t>{#can_cu_list}</w:t>
       </w:r>
     </w:p>
     <w:p>
       <w:pPr>
-        <w:spacing w:before="240" w:after="120" w:line="360" w:lineRule="exact"/>
+        <w:spacing w:before="120" w:after="120" w:line="360" w:lineRule="exact"/>
         <w:ind w:firstLine="720"/>
         <w:jc w:val="both"/>
         <w:rPr>
@@ -362,34 +535,35 @@
         <w:rPr>
           <w:i/>
         </w:rPr>
-        <w:t>{/can_cu_list}</w:t>
+        <w:t xml:space="preserve">Căn cứ </w:t>
+      </w:r>
+      <w:r>
+        <w:rPr>
+          <w:i/>
+        </w:rPr>
+        <w:t>{noi_dung}</w:t>
       </w:r>
     </w:p>
     <w:p>
       <w:pPr>
-        <w:pStyle w:val="NormalWeb"/>
-        <w:spacing w:before="120" w:beforeAutospacing="0" w:after="120" w:afterAutospacing="0"/>
+        <w:spacing w:before="120" w:after="120" w:line="360" w:lineRule="exact"/>
         <w:ind w:firstLine="720"/>
         <w:jc w:val="both"/>
         <w:rPr>
           <w:i/>
-          <w:sz w:val="28"/>
-          <w:szCs w:val="28"/>
         </w:rPr>
       </w:pPr>
       <w:r>
         <w:rPr>
           <w:i/>
-          <w:sz w:val="28"/>
-          <w:szCs w:val="28"/>
-        </w:rPr>
-        <w:t>Căn cứ thông báo ngừng phương tiện hoạt động kinh doanh vận tải của các đơn vị vận tải (chi tiết tại Phụ lục kèm theo Quyết định này);</w:t>
+        </w:rPr>
+        <w:t>{/can_cu_list}</w:t>
       </w:r>
     </w:p>
     <w:p>
       <w:pPr>
         <w:pStyle w:val="NormalWeb"/>
-        <w:spacing w:before="60" w:beforeAutospacing="0" w:after="0" w:afterAutospacing="0" w:line="360" w:lineRule="exact"/>
+        <w:spacing w:before="120" w:beforeAutospacing="0" w:after="120" w:afterAutospacing="0" w:line="360" w:lineRule="exact"/>
         <w:ind w:firstLine="709"/>
         <w:jc w:val="both"/>
         <w:rPr>
@@ -448,64 +622,56 @@
           <w:sz w:val="28"/>
           <w:szCs w:val="28"/>
         </w:rPr>
-        <w:t>các đơn vị vận tải (chi tiết tại Phụ lục kèm theo Quyết định này);</w:t>
-      </w:r>
-    </w:p>
-    <w:p>
-      <w:pPr>
-        <w:spacing w:before="120" w:after="120"/>
-        <w:ind w:firstLine="720"/>
-        <w:rPr>
-          <w:b/>
-        </w:rPr>
-      </w:pPr>
+        <w:t>các đơn vị vận tải</w:t>
+      </w:r>
       <w:r>
         <w:rPr>
           <w:i/>
           <w:iCs/>
           <w:color w:val="000000"/>
-        </w:rPr>
-        <w:t xml:space="preserve">Theo đề nghị của Trưởng Phòng Quản lý vận tải </w:t>
-      </w:r>
-      <w:r>
-        <w:rPr>
-          <w:i/>
-          <w:iCs/>
-        </w:rPr>
-        <w:t>&amp;</w:t>
-      </w:r>
+          <w:sz w:val="28"/>
+          <w:szCs w:val="28"/>
+        </w:rPr>
+        <w:t>;</w:t>
+      </w:r>
+    </w:p>
+    <w:p>
+      <w:pPr>
+        <w:spacing w:before="120" w:after="120"/>
+        <w:ind w:firstLine="720"/>
+        <w:rPr>
+          <w:b/>
+        </w:rPr>
+      </w:pPr>
       <w:r>
         <w:rPr>
           <w:i/>
           <w:iCs/>
           <w:color w:val="000000"/>
         </w:rPr>
-        <w:t xml:space="preserve"> </w:t>
-      </w:r>
-      <w:proofErr w:type="gramStart"/>
+        <w:t xml:space="preserve">Theo đề nghị của Trưởng Phòng Quản lý vận tải </w:t>
+      </w:r>
+      <w:r>
+        <w:rPr>
+          <w:i/>
+          <w:iCs/>
+        </w:rPr>
+        <w:t>&amp;</w:t>
+      </w:r>
       <w:r>
         <w:rPr>
           <w:i/>
           <w:iCs/>
           <w:color w:val="000000"/>
         </w:rPr>
-        <w:t>An</w:t>
-      </w:r>
-      <w:proofErr w:type="gramEnd"/>
+        <w:t xml:space="preserve"> An toàn giao thông</w:t>
+      </w:r>
       <w:r>
         <w:rPr>
           <w:i/>
           <w:iCs/>
           <w:color w:val="000000"/>
         </w:rPr>
-        <w:t xml:space="preserve"> toàn giao thông</w:t>
-      </w:r>
-      <w:r>
-        <w:rPr>
-          <w:i/>
-          <w:iCs/>
-          <w:color w:val="000000"/>
-        </w:rPr>
         <w:t>.</w:t>
       </w:r>
     </w:p>
@@ -560,7 +726,21 @@
           <w:i/>
           <w:iCs/>
         </w:rPr>
-        <w:t>(có danh sách kèm theo).</w:t>
+        <w:t>(</w:t>
+      </w:r>
+      <w:r>
+        <w:rPr>
+          <w:i/>
+          <w:iCs/>
+        </w:rPr>
+        <w:t>C</w:t>
+      </w:r>
+      <w:r>
+        <w:rPr>
+          <w:i/>
+          <w:iCs/>
+        </w:rPr>
+        <w:t>ó danh sách kèm theo).</w:t>
       </w:r>
     </w:p>
     <w:p>
@@ -586,25 +766,7 @@
         <w:jc w:val="both"/>
       </w:pPr>
       <w:r>
-        <w:t xml:space="preserve">Giao Phòng Vận tải &amp; </w:t>
-      </w:r>
-      <w:proofErr w:type="gramStart"/>
-      <w:r>
-        <w:t>An</w:t>
-      </w:r>
-      <w:proofErr w:type="gramEnd"/>
-      <w:r>
-        <w:t xml:space="preserve"> toàn giao thông thực hiện chuyển trạng thái phù hiệu </w:t>
-      </w:r>
-      <w:r>
-        <w:rPr>
-          <w:b/>
-          <w:bCs/>
-        </w:rPr>
-        <w:t>“Bị thu hồi”</w:t>
-      </w:r>
-      <w:r>
-        <w:t xml:space="preserve"> trên Hệ thống nghiệp vụ quản lý vận tải đường bộ của Bộ Xây dựng đối với các phương tiện nêu tại Điều 1 kể từ ngày Quyết định có hiệu lực.</w:t>
+        <w:t>Giao Phòng Vận tải &amp; An toàn giao thông thực hiện chuyển trạng thái phù hiệu trên Hệ thống nghiệp vụ quản lý vận tải đường bộ của Bộ Xây dựng đối với các phương tiện nêu tại Điều 1 kể từ ngày Quyết định có hiệu lực.</w:t>
       </w:r>
     </w:p>
     <w:p>
@@ -633,12 +795,8 @@
           <w:szCs w:val="20"/>
         </w:rPr>
       </w:pPr>
-      <w:r>
-        <w:rPr>
-          <w:szCs w:val="20"/>
-        </w:rPr>
-        <w:t xml:space="preserve">Chánh Văn phòng Sở, </w:t>
-      </w:r>
+      <w:bookmarkStart w:id="0" w:name="_GoBack"/>
+      <w:bookmarkEnd w:id="0"/>
       <w:r>
         <w:rPr>
           <w:iCs/>
@@ -652,15 +810,7 @@
         <w:t xml:space="preserve">Quản lý </w:t>
       </w:r>
       <w:r>
-        <w:t xml:space="preserve">Vận tải &amp; </w:t>
-      </w:r>
-      <w:proofErr w:type="gramStart"/>
-      <w:r>
-        <w:t>An</w:t>
-      </w:r>
-      <w:proofErr w:type="gramEnd"/>
-      <w:r>
-        <w:t xml:space="preserve"> toàn giao thông</w:t>
+        <w:t>Vận tải &amp; An toàn giao thông</w:t>
       </w:r>
       <w:r>
         <w:rPr>
@@ -689,8 +839,8 @@
         <w:tblLook w:val="04A0" w:firstRow="1" w:lastRow="0" w:firstColumn="1" w:lastColumn="0" w:noHBand="0" w:noVBand="1"/>
       </w:tblPr>
       <w:tblGrid>
-        <w:gridCol w:w="5225"/>
-        <w:gridCol w:w="4351"/>
+        <w:gridCol w:w="5107"/>
+        <w:gridCol w:w="4253"/>
       </w:tblGrid>
       <w:tr>
         <w:trPr>
@@ -764,13 +914,78 @@
                 <w:sz w:val="22"/>
                 <w:szCs w:val="22"/>
               </w:rPr>
-              <w:pict w14:anchorId="7D0B82BA">
-                <v:shapetype id="_x0000_t32" coordsize="21600,21600" o:spt="32" o:oned="t" path="m,l21600,21600e" filled="f">
-                  <v:path arrowok="t" fillok="f" o:connecttype="none"/>
-                  <o:lock v:ext="edit" shapetype="t"/>
-                </v:shapetype>
-                <v:shape id="_x0000_s2074" type="#_x0000_t32" style="position:absolute;left:0;text-align:left;margin-left:156.45pt;margin-top:4.7pt;width:0;height:41.5pt;z-index:4" o:connectortype="straight"/>
-              </w:pict>
+              <mc:AlternateContent>
+                <mc:Choice Requires="wps">
+                  <w:drawing>
+                    <wp:anchor distT="0" distB="0" distL="114300" distR="114300" simplePos="0" relativeHeight="251659264" behindDoc="0" locked="0" layoutInCell="1" allowOverlap="1" wp14:anchorId="7D0B82BA" wp14:editId="1A8C69FE">
+                      <wp:simplePos x="0" y="0"/>
+                      <wp:positionH relativeFrom="column">
+                        <wp:posOffset>1986915</wp:posOffset>
+                      </wp:positionH>
+                      <wp:positionV relativeFrom="paragraph">
+                        <wp:posOffset>59690</wp:posOffset>
+                      </wp:positionV>
+                      <wp:extent cx="0" cy="527050"/>
+                      <wp:effectExtent l="8255" t="8890" r="10795" b="6985"/>
+                      <wp:wrapNone/>
+                      <wp:docPr id="30261244" name="AutoShape 26"/>
+                      <wp:cNvGraphicFramePr>
+                        <a:graphicFrameLocks xmlns:a="http://schemas.openxmlformats.org/drawingml/2006/main"/>
+                      </wp:cNvGraphicFramePr>
+                      <a:graphic xmlns:a="http://schemas.openxmlformats.org/drawingml/2006/main">
+                        <a:graphicData uri="http://schemas.microsoft.com/office/word/2010/wordprocessingShape">
+                          <wps:wsp>
+                            <wps:cNvCnPr>
+                              <a:cxnSpLocks noChangeShapeType="1"/>
+                            </wps:cNvCnPr>
+                            <wps:spPr bwMode="auto">
+                              <a:xfrm>
+                                <a:off x="0" y="0"/>
+                                <a:ext cx="0" cy="527050"/>
+                              </a:xfrm>
+                              <a:prstGeom prst="straightConnector1">
+                                <a:avLst/>
+                              </a:prstGeom>
+                              <a:noFill/>
+                              <a:ln w="9525">
+                                <a:solidFill>
+                                  <a:srgbClr val="000000"/>
+                                </a:solidFill>
+                                <a:round/>
+                                <a:headEnd/>
+                                <a:tailEnd/>
+                              </a:ln>
+                              <a:extLst>
+                                <a:ext uri="{909E8E84-426E-40DD-AFC4-6F175D3DCCD1}">
+                                  <a14:hiddenFill xmlns:a14="http://schemas.microsoft.com/office/drawing/2010/main">
+                                    <a:noFill/>
+                                  </a14:hiddenFill>
+                                </a:ext>
+                              </a:extLst>
+                            </wps:spPr>
+                            <wps:bodyPr/>
+                          </wps:wsp>
+                        </a:graphicData>
+                      </a:graphic>
+                      <wp14:sizeRelH relativeFrom="page">
+                        <wp14:pctWidth>0</wp14:pctWidth>
+                      </wp14:sizeRelH>
+                      <wp14:sizeRelV relativeFrom="page">
+                        <wp14:pctHeight>0</wp14:pctHeight>
+                      </wp14:sizeRelV>
+                    </wp:anchor>
+                  </w:drawing>
+                </mc:Choice>
+                <mc:Fallback xmlns:w16sdtfl="http://schemas.microsoft.com/office/word/2024/wordml/sdtformatlock" xmlns:w16sdtdh="http://schemas.microsoft.com/office/word/2020/wordml/sdtdatahash" xmlns:w16du="http://schemas.microsoft.com/office/word/2023/wordml/word16du" xmlns:w16="http://schemas.microsoft.com/office/word/2018/wordml" xmlns:w16cid="http://schemas.microsoft.com/office/word/2016/wordml/cid" xmlns:w16cex="http://schemas.microsoft.com/office/word/2018/wordml/cex" xmlns:w16cei="http://schemas.microsoft.com/office/word/2026/wordml/cei" xmlns:oel="http://schemas.microsoft.com/office/2019/extlst" xmlns:am3d="http://schemas.microsoft.com/office/drawing/2017/model3d" xmlns:aink="http://schemas.microsoft.com/office/drawing/2016/ink" xmlns:cx8="http://schemas.microsoft.com/office/drawing/2016/5/14/chartex" xmlns:cx7="http://schemas.microsoft.com/office/drawing/2016/5/13/chartex" xmlns:cx6="http://schemas.microsoft.com/office/drawing/2016/5/12/chartex" xmlns:cx5="http://schemas.microsoft.com/office/drawing/2016/5/11/chartex" xmlns:cx4="http://schemas.microsoft.com/office/drawing/2016/5/10/chartex" xmlns:cx3="http://schemas.microsoft.com/office/drawing/2016/5/9/chartex" xmlns:cx2="http://schemas.microsoft.com/office/drawing/2015/10/21/chartex" xmlns:cx1="http://schemas.microsoft.com/office/drawing/2015/9/8/chartex">
+                  <w:pict>
+                    <v:shapetype w14:anchorId="3A93CB2A" id="_x0000_t32" coordsize="21600,21600" o:spt="32" o:oned="t" path="m,l21600,21600e" filled="f">
+                      <v:path arrowok="t" fillok="f" o:connecttype="none"/>
+                      <o:lock v:ext="edit" shapetype="t"/>
+                    </v:shapetype>
+                    <v:shape id="AutoShape 26" o:spid="_x0000_s1026" type="#_x0000_t32" style="position:absolute;margin-left:156.45pt;margin-top:4.7pt;width:0;height:41.5pt;z-index:251659264;visibility:visible;mso-wrap-style:square;mso-width-percent:0;mso-height-percent:0;mso-wrap-distance-left:9pt;mso-wrap-distance-top:0;mso-wrap-distance-right:9pt;mso-wrap-distance-bottom:0;mso-position-horizontal:absolute;mso-position-horizontal-relative:text;mso-position-vertical:absolute;mso-position-vertical-relative:text;mso-width-percent:0;mso-height-percent:0;mso-width-relative:page;mso-height-relative:page" o:gfxdata="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"/>
+                  </w:pict>
+                </mc:Fallback>
+              </mc:AlternateContent>
             </w:r>
             <w:r>
               <w:rPr>
@@ -800,23 +1015,7 @@
                 <w:sz w:val="22"/>
                 <w:szCs w:val="22"/>
               </w:rPr>
-              <w:t xml:space="preserve">Công an các tỉnh, thành phố          </w:t>
-            </w:r>
-            <w:proofErr w:type="gramStart"/>
-            <w:r>
-              <w:rPr>
-                <w:sz w:val="22"/>
-                <w:szCs w:val="22"/>
-              </w:rPr>
-              <w:t xml:space="preserve">   (</w:t>
-            </w:r>
-            <w:proofErr w:type="gramEnd"/>
-            <w:r>
-              <w:rPr>
-                <w:sz w:val="22"/>
-                <w:szCs w:val="22"/>
-              </w:rPr>
-              <w:t>để phối hợp);</w:t>
+              <w:t>Công an các tỉnh, thành phố             (để phối hợp);</w:t>
             </w:r>
             <w:r>
               <w:rPr>
@@ -872,7 +1071,6 @@
                 <w:szCs w:val="22"/>
                 <w:lang w:val="it-IT"/>
               </w:rPr>
-              <w:lastRenderedPageBreak/>
               <w:t xml:space="preserve">- </w:t>
             </w:r>
             <w:r>
@@ -939,7 +1137,6 @@
                 <w:szCs w:val="26"/>
                 <w:lang w:val="it-IT"/>
               </w:rPr>
-              <w:lastRenderedPageBreak/>
               <w:t>{tham_quyen_ky}</w:t>
             </w:r>
           </w:p>
@@ -987,14 +1184,13 @@
           </w:p>
           <w:p>
             <w:pPr>
-              <w:spacing w:before="120"/>
+              <w:spacing w:before="360"/>
               <w:jc w:val="center"/>
             </w:pPr>
             <w:r>
               <w:rPr>
                 <w:b/>
               </w:rPr>
-              <w:lastRenderedPageBreak/>
               <w:t>{nguoi_ky}</w:t>
             </w:r>
           </w:p>
@@ -1081,16 +1277,16 @@
       </w:tblPr>
       <w:tblGrid>
         <w:gridCol w:w="621"/>
-        <w:gridCol w:w="1077"/>
-        <w:gridCol w:w="1276"/>
-        <w:gridCol w:w="1134"/>
-        <w:gridCol w:w="1134"/>
+        <w:gridCol w:w="1076"/>
+        <w:gridCol w:w="1272"/>
+        <w:gridCol w:w="1131"/>
+        <w:gridCol w:w="1122"/>
         <w:gridCol w:w="1154"/>
-        <w:gridCol w:w="2276"/>
-        <w:gridCol w:w="1580"/>
-        <w:gridCol w:w="2053"/>
-        <w:gridCol w:w="1667"/>
-        <w:gridCol w:w="871"/>
+        <w:gridCol w:w="2231"/>
+        <w:gridCol w:w="1553"/>
+        <w:gridCol w:w="2031"/>
+        <w:gridCol w:w="1658"/>
+        <w:gridCol w:w="870"/>
       </w:tblGrid>
       <w:tr>
         <w:trPr>
@@ -1807,37 +2003,24 @@
               <w:rPr>
                 <w:sz w:val="20"/>
                 <w:szCs w:val="20"/>
-              </w:rPr>
-            </w:pPr>
-            <w:r>
-              <w:rPr>
-                <w:sz w:val="20"/>
-                <w:szCs w:val="20"/>
-              </w:rPr>
-              <w:t>{ghi_</w:t>
-            </w:r>
-            <w:proofErr w:type="gramStart"/>
-            <w:r>
-              <w:rPr>
-                <w:sz w:val="20"/>
-                <w:szCs w:val="20"/>
-              </w:rPr>
-              <w:t xml:space="preserve">chu} </w:t>
+                <w:lang w:val="nb-NO"/>
+              </w:rPr>
+            </w:pPr>
+            <w:r>
+              <w:rPr>
+                <w:sz w:val="20"/>
+                <w:szCs w:val="20"/>
+                <w:lang w:val="nb-NO"/>
+              </w:rPr>
+              <w:t xml:space="preserve">{ghi_chu} </w:t>
             </w:r>
             <w:r>
               <w:rPr>
                 <w:sz w:val="4"/>
                 <w:szCs w:val="4"/>
-              </w:rPr>
-              <w:t>{/</w:t>
-            </w:r>
-            <w:proofErr w:type="gramEnd"/>
-            <w:r>
-              <w:rPr>
-                <w:sz w:val="4"/>
-                <w:szCs w:val="4"/>
-              </w:rPr>
-              <w:t>don_vi_list}</w:t>
+                <w:lang w:val="nb-NO"/>
+              </w:rPr>
+              <w:t>{/don_vi_list}</w:t>
             </w:r>
           </w:p>
         </w:tc>
@@ -1850,6 +2033,7 @@
           <w:b/>
           <w:i/>
           <w:iCs/>
+          <w:lang w:val="nb-NO"/>
         </w:rPr>
       </w:pPr>
     </w:p>
@@ -1866,7 +2050,7 @@
 </file>
 
 <file path=word/endnotes.xml><?xml version="1.0" encoding="utf-8"?>
-<w:endnotes xmlns:wpc="http://schemas.microsoft.com/office/word/2010/wordprocessingCanvas" xmlns:cx="http://schemas.microsoft.com/office/drawing/2014/chartex" xmlns:cx1="http://schemas.microsoft.com/office/drawing/2015/9/8/chartex" xmlns:cx2="http://schemas.microsoft.com/office/drawing/2015/10/21/chartex" xmlns:cx3="http://schemas.microsoft.com/office/drawing/2016/5/9/chartex" xmlns:cx4="http://schemas.microsoft.com/office/drawing/2016/5/10/chartex" xmlns:cx5="http://schemas.microsoft.com/office/drawing/2016/5/11/chartex" xmlns:cx6="http://schemas.microsoft.com/office/drawing/2016/5/12/chartex" xmlns:cx7="http://schemas.microsoft.com/office/drawing/2016/5/13/chartex" xmlns:cx8="http://schemas.microsoft.com/office/drawing/2016/5/14/chartex" xmlns:mc="http://schemas.openxmlformats.org/markup-compatibility/2006" xmlns:aink="http://schemas.microsoft.com/office/drawing/2016/ink" xmlns:am3d="http://schemas.microsoft.com/office/drawing/2017/model3d" xmlns:o="urn:schemas-microsoft-com:office:office" xmlns:oel="http://schemas.microsoft.com/office/2019/extlst" xmlns:r="http://schemas.openxmlformats.org/officeDocument/2006/relationships" xmlns:m="http://schemas.openxmlformats.org/officeDocument/2006/math" xmlns:v="urn:schemas-microsoft-com:vml" xmlns:wp14="http://schemas.microsoft.com/office/word/2010/wordprocessingDrawing" xmlns:wp="http://schemas.openxmlformats.org/drawingml/2006/wordprocessingDrawing" xmlns:w10="urn:schemas-microsoft-com:office:word" xmlns:w="http://schemas.openxmlformats.org/wordprocessingml/2006/main" xmlns:w14="http://schemas.microsoft.com/office/word/2010/wordml" xmlns:w15="http://schemas.microsoft.com/office/word/2012/wordml" xmlns:w16cex="http://schemas.microsoft.com/office/word/2018/wordml/cex" xmlns:w16cid="http://schemas.microsoft.com/office/word/2016/wordml/cid" xmlns:w16="http://schemas.microsoft.com/office/word/2018/wordml" xmlns:w16du="http://schemas.microsoft.com/office/word/2023/wordml/word16du" xmlns:w16sdtdh="http://schemas.microsoft.com/office/word/2020/wordml/sdtdatahash" xmlns:w16sdtfl="http://schemas.microsoft.com/office/word/2024/wordml/sdtformatlock" xmlns:w16se="http://schemas.microsoft.com/office/word/2015/wordml/symex" xmlns:wpg="http://schemas.microsoft.com/office/word/2010/wordprocessingGroup" xmlns:wpi="http://schemas.microsoft.com/office/word/2010/wordprocessingInk" xmlns:wne="http://schemas.microsoft.com/office/word/2006/wordml" xmlns:wps="http://schemas.microsoft.com/office/word/2010/wordprocessingShape" mc:Ignorable="w14 w15 w16se w16cid w16 w16cex w16sdtdh w16sdtfl w16du wp14">
+<w:endnotes xmlns:wpc="http://schemas.microsoft.com/office/word/2010/wordprocessingCanvas" xmlns:cx="http://schemas.microsoft.com/office/drawing/2014/chartex" xmlns:mc="http://schemas.openxmlformats.org/markup-compatibility/2006" xmlns:o="urn:schemas-microsoft-com:office:office" xmlns:r="http://schemas.openxmlformats.org/officeDocument/2006/relationships" xmlns:m="http://schemas.openxmlformats.org/officeDocument/2006/math" xmlns:v="urn:schemas-microsoft-com:vml" xmlns:wp14="http://schemas.microsoft.com/office/word/2010/wordprocessingDrawing" xmlns:wp="http://schemas.openxmlformats.org/drawingml/2006/wordprocessingDrawing" xmlns:w10="urn:schemas-microsoft-com:office:word" xmlns:w="http://schemas.openxmlformats.org/wordprocessingml/2006/main" xmlns:w14="http://schemas.microsoft.com/office/word/2010/wordml" xmlns:w15="http://schemas.microsoft.com/office/word/2012/wordml" xmlns:w16se="http://schemas.microsoft.com/office/word/2015/wordml/symex" xmlns:wpg="http://schemas.microsoft.com/office/word/2010/wordprocessingGroup" xmlns:wpi="http://schemas.microsoft.com/office/word/2010/wordprocessingInk" xmlns:wne="http://schemas.microsoft.com/office/word/2006/wordml" xmlns:wps="http://schemas.microsoft.com/office/word/2010/wordprocessingShape" mc:Ignorable="w14 w15 w16se wp14">
   <w:endnote w:type="separator" w:id="-1">
     <w:p>
       <w:r>
@@ -1891,7 +2075,7 @@
 </file>
 
 <file path=word/footnotes.xml><?xml version="1.0" encoding="utf-8"?>
-<w:footnotes xmlns:wpc="http://schemas.microsoft.com/office/word/2010/wordprocessingCanvas" xmlns:cx="http://schemas.microsoft.com/office/drawing/2014/chartex" xmlns:cx1="http://schemas.microsoft.com/office/drawing/2015/9/8/chartex" xmlns:cx2="http://schemas.microsoft.com/office/drawing/2015/10/21/chartex" xmlns:cx3="http://schemas.microsoft.com/office/drawing/2016/5/9/chartex" xmlns:cx4="http://schemas.microsoft.com/office/drawing/2016/5/10/chartex" xmlns:cx5="http://schemas.microsoft.com/office/drawing/2016/5/11/chartex" xmlns:cx6="http://schemas.microsoft.com/office/drawing/2016/5/12/chartex" xmlns:cx7="http://schemas.microsoft.com/office/drawing/2016/5/13/chartex" xmlns:cx8="http://schemas.microsoft.com/office/drawing/2016/5/14/chartex" xmlns:mc="http://schemas.openxmlformats.org/markup-compatibility/2006" xmlns:aink="http://schemas.microsoft.com/office/drawing/2016/ink" xmlns:am3d="http://schemas.microsoft.com/office/drawing/2017/model3d" xmlns:o="urn:schemas-microsoft-com:office:office" xmlns:oel="http://schemas.microsoft.com/office/2019/extlst" xmlns:r="http://schemas.openxmlformats.org/officeDocument/2006/relationships" xmlns:m="http://schemas.openxmlformats.org/officeDocument/2006/math" xmlns:v="urn:schemas-microsoft-com:vml" xmlns:wp14="http://schemas.microsoft.com/office/word/2010/wordprocessingDrawing" xmlns:wp="http://schemas.openxmlformats.org/drawingml/2006/wordprocessingDrawing" xmlns:w10="urn:schemas-microsoft-com:office:word" xmlns:w="http://schemas.openxmlformats.org/wordprocessingml/2006/main" xmlns:w14="http://schemas.microsoft.com/office/word/2010/wordml" xmlns:w15="http://schemas.microsoft.com/office/word/2012/wordml" xmlns:w16cex="http://schemas.microsoft.com/office/word/2018/wordml/cex" xmlns:w16cid="http://schemas.microsoft.com/office/word/2016/wordml/cid" xmlns:w16="http://schemas.microsoft.com/office/word/2018/wordml" xmlns:w16du="http://schemas.microsoft.com/office/word/2023/wordml/word16du" xmlns:w16sdtdh="http://schemas.microsoft.com/office/word/2020/wordml/sdtdatahash" xmlns:w16sdtfl="http://schemas.microsoft.com/office/word/2024/wordml/sdtformatlock" xmlns:w16se="http://schemas.microsoft.com/office/word/2015/wordml/symex" xmlns:wpg="http://schemas.microsoft.com/office/word/2010/wordprocessingGroup" xmlns:wpi="http://schemas.microsoft.com/office/word/2010/wordprocessingInk" xmlns:wne="http://schemas.microsoft.com/office/word/2006/wordml" xmlns:wps="http://schemas.microsoft.com/office/word/2010/wordprocessingShape" mc:Ignorable="w14 w15 w16se w16cid w16 w16cex w16sdtdh w16sdtfl w16du wp14">
+<w:footnotes xmlns:wpc="http://schemas.microsoft.com/office/word/2010/wordprocessingCanvas" xmlns:cx="http://schemas.microsoft.com/office/drawing/2014/chartex" xmlns:mc="http://schemas.openxmlformats.org/markup-compatibility/2006" xmlns:o="urn:schemas-microsoft-com:office:office" xmlns:r="http://schemas.openxmlformats.org/officeDocument/2006/relationships" xmlns:m="http://schemas.openxmlformats.org/officeDocument/2006/math" xmlns:v="urn:schemas-microsoft-com:vml" xmlns:wp14="http://schemas.microsoft.com/office/word/2010/wordprocessingDrawing" xmlns:wp="http://schemas.openxmlformats.org/drawingml/2006/wordprocessingDrawing" xmlns:w10="urn:schemas-microsoft-com:office:word" xmlns:w="http://schemas.openxmlformats.org/wordprocessingml/2006/main" xmlns:w14="http://schemas.microsoft.com/office/word/2010/wordml" xmlns:w15="http://schemas.microsoft.com/office/word/2012/wordml" xmlns:w16se="http://schemas.microsoft.com/office/word/2015/wordml/symex" xmlns:wpg="http://schemas.microsoft.com/office/word/2010/wordprocessingGroup" xmlns:wpi="http://schemas.microsoft.com/office/word/2010/wordprocessingInk" xmlns:wne="http://schemas.microsoft.com/office/word/2006/wordml" xmlns:wps="http://schemas.microsoft.com/office/word/2010/wordprocessingShape" mc:Ignorable="w14 w15 w16se wp14">
   <w:footnote w:type="separator" w:id="-1">
     <w:p>
       <w:r>
@@ -1916,7 +2100,7 @@
 </file>
 
 <file path=word/header1.xml><?xml version="1.0" encoding="utf-8"?>
-<w:hdr xmlns:wpc="http://schemas.microsoft.com/office/word/2010/wordprocessingCanvas" xmlns:cx="http://schemas.microsoft.com/office/drawing/2014/chartex" xmlns:cx1="http://schemas.microsoft.com/office/drawing/2015/9/8/chartex" xmlns:cx2="http://schemas.microsoft.com/office/drawing/2015/10/21/chartex" xmlns:cx3="http://schemas.microsoft.com/office/drawing/2016/5/9/chartex" xmlns:cx4="http://schemas.microsoft.com/office/drawing/2016/5/10/chartex" xmlns:cx5="http://schemas.microsoft.com/office/drawing/2016/5/11/chartex" xmlns:cx6="http://schemas.microsoft.com/office/drawing/2016/5/12/chartex" xmlns:cx7="http://schemas.microsoft.com/office/drawing/2016/5/13/chartex" xmlns:cx8="http://schemas.microsoft.com/office/drawing/2016/5/14/chartex" xmlns:mc="http://schemas.openxmlformats.org/markup-compatibility/2006" xmlns:aink="http://schemas.microsoft.com/office/drawing/2016/ink" xmlns:am3d="http://schemas.microsoft.com/office/drawing/2017/model3d" xmlns:o="urn:schemas-microsoft-com:office:office" xmlns:oel="http://schemas.microsoft.com/office/2019/extlst" xmlns:r="http://schemas.openxmlformats.org/officeDocument/2006/relationships" xmlns:m="http://schemas.openxmlformats.org/officeDocument/2006/math" xmlns:v="urn:schemas-microsoft-com:vml" xmlns:wp14="http://schemas.microsoft.com/office/word/2010/wordprocessingDrawing" xmlns:wp="http://schemas.openxmlformats.org/drawingml/2006/wordprocessingDrawing" xmlns:w10="urn:schemas-microsoft-com:office:word" xmlns:w="http://schemas.openxmlformats.org/wordprocessingml/2006/main" xmlns:w14="http://schemas.microsoft.com/office/word/2010/wordml" xmlns:w15="http://schemas.microsoft.com/office/word/2012/wordml" xmlns:w16cex="http://schemas.microsoft.com/office/word/2018/wordml/cex" xmlns:w16cid="http://schemas.microsoft.com/office/word/2016/wordml/cid" xmlns:w16="http://schemas.microsoft.com/office/word/2018/wordml" xmlns:w16du="http://schemas.microsoft.com/office/word/2023/wordml/word16du" xmlns:w16sdtdh="http://schemas.microsoft.com/office/word/2020/wordml/sdtdatahash" xmlns:w16sdtfl="http://schemas.microsoft.com/office/word/2024/wordml/sdtformatlock" xmlns:w16se="http://schemas.microsoft.com/office/word/2015/wordml/symex" xmlns:wpg="http://schemas.microsoft.com/office/word/2010/wordprocessingGroup" xmlns:wpi="http://schemas.microsoft.com/office/word/2010/wordprocessingInk" xmlns:wne="http://schemas.microsoft.com/office/word/2006/wordml" xmlns:wps="http://schemas.microsoft.com/office/word/2010/wordprocessingShape" mc:Ignorable="w14 w15 w16se w16cid w16 w16cex w16sdtdh w16sdtfl w16du wp14">
+<w:hdr xmlns:wpc="http://schemas.microsoft.com/office/word/2010/wordprocessingCanvas" xmlns:cx="http://schemas.microsoft.com/office/drawing/2014/chartex" xmlns:mc="http://schemas.openxmlformats.org/markup-compatibility/2006" xmlns:o="urn:schemas-microsoft-com:office:office" xmlns:r="http://schemas.openxmlformats.org/officeDocument/2006/relationships" xmlns:m="http://schemas.openxmlformats.org/officeDocument/2006/math" xmlns:v="urn:schemas-microsoft-com:vml" xmlns:wp14="http://schemas.microsoft.com/office/word/2010/wordprocessingDrawing" xmlns:wp="http://schemas.openxmlformats.org/drawingml/2006/wordprocessingDrawing" xmlns:w10="urn:schemas-microsoft-com:office:word" xmlns:w="http://schemas.openxmlformats.org/wordprocessingml/2006/main" xmlns:w14="http://schemas.microsoft.com/office/word/2010/wordml" xmlns:w15="http://schemas.microsoft.com/office/word/2012/wordml" xmlns:w16se="http://schemas.microsoft.com/office/word/2015/wordml/symex" xmlns:wpg="http://schemas.microsoft.com/office/word/2010/wordprocessingGroup" xmlns:wpi="http://schemas.microsoft.com/office/word/2010/wordprocessingInk" xmlns:wne="http://schemas.microsoft.com/office/word/2006/wordml" xmlns:wps="http://schemas.microsoft.com/office/word/2010/wordprocessingShape" mc:Ignorable="w14 w15 w16se wp14">
   <w:p>
     <w:pPr>
       <w:pStyle w:val="Header"/>
@@ -1960,7 +2144,7 @@
 </file>
 
 <file path=word/numbering.xml><?xml version="1.0" encoding="utf-8"?>
-<w:numbering xmlns:wpc="http://schemas.microsoft.com/office/word/2010/wordprocessingCanvas" xmlns:cx="http://schemas.microsoft.com/office/drawing/2014/chartex" xmlns:cx1="http://schemas.microsoft.com/office/drawing/2015/9/8/chartex" xmlns:cx2="http://schemas.microsoft.com/office/drawing/2015/10/21/chartex" xmlns:cx3="http://schemas.microsoft.com/office/drawing/2016/5/9/chartex" xmlns:cx4="http://schemas.microsoft.com/office/drawing/2016/5/10/chartex" xmlns:cx5="http://schemas.microsoft.com/office/drawing/2016/5/11/chartex" xmlns:cx6="http://schemas.microsoft.com/office/drawing/2016/5/12/chartex" xmlns:cx7="http://schemas.microsoft.com/office/drawing/2016/5/13/chartex" xmlns:cx8="http://schemas.microsoft.com/office/drawing/2016/5/14/chartex" xmlns:mc="http://schemas.openxmlformats.org/markup-compatibility/2006" xmlns:aink="http://schemas.microsoft.com/office/drawing/2016/ink" xmlns:am3d="http://schemas.microsoft.com/office/drawing/2017/model3d" xmlns:o="urn:schemas-microsoft-com:office:office" xmlns:oel="http://schemas.microsoft.com/office/2019/extlst" xmlns:r="http://schemas.openxmlformats.org/officeDocument/2006/relationships" xmlns:m="http://schemas.openxmlformats.org/officeDocument/2006/math" xmlns:v="urn:schemas-microsoft-com:vml" xmlns:wp14="http://schemas.microsoft.com/office/word/2010/wordprocessingDrawing" xmlns:wp="http://schemas.openxmlformats.org/drawingml/2006/wordprocessingDrawing" xmlns:w10="urn:schemas-microsoft-com:office:word" xmlns:w="http://schemas.openxmlformats.org/wordprocessingml/2006/main" xmlns:w14="http://schemas.microsoft.com/office/word/2010/wordml" xmlns:w15="http://schemas.microsoft.com/office/word/2012/wordml" xmlns:w16cex="http://schemas.microsoft.com/office/word/2018/wordml/cex" xmlns:w16cid="http://schemas.microsoft.com/office/word/2016/wordml/cid" xmlns:w16="http://schemas.microsoft.com/office/word/2018/wordml" xmlns:w16du="http://schemas.microsoft.com/office/word/2023/wordml/word16du" xmlns:w16sdtdh="http://schemas.microsoft.com/office/word/2020/wordml/sdtdatahash" xmlns:w16sdtfl="http://schemas.microsoft.com/office/word/2024/wordml/sdtformatlock" xmlns:w16se="http://schemas.microsoft.com/office/word/2015/wordml/symex" xmlns:wpg="http://schemas.microsoft.com/office/word/2010/wordprocessingGroup" xmlns:wpi="http://schemas.microsoft.com/office/word/2010/wordprocessingInk" xmlns:wne="http://schemas.microsoft.com/office/word/2006/wordml" xmlns:wps="http://schemas.microsoft.com/office/word/2010/wordprocessingShape" mc:Ignorable="w14 w15 w16se w16cid w16 w16cex w16sdtdh w16sdtfl w16du wp14">
+<w:numbering xmlns:wpc="http://schemas.microsoft.com/office/word/2010/wordprocessingCanvas" xmlns:cx="http://schemas.microsoft.com/office/drawing/2014/chartex" xmlns:mc="http://schemas.openxmlformats.org/markup-compatibility/2006" xmlns:o="urn:schemas-microsoft-com:office:office" xmlns:r="http://schemas.openxmlformats.org/officeDocument/2006/relationships" xmlns:m="http://schemas.openxmlformats.org/officeDocument/2006/math" xmlns:v="urn:schemas-microsoft-com:vml" xmlns:wp14="http://schemas.microsoft.com/office/word/2010/wordprocessingDrawing" xmlns:wp="http://schemas.openxmlformats.org/drawingml/2006/wordprocessingDrawing" xmlns:w10="urn:schemas-microsoft-com:office:word" xmlns:w="http://schemas.openxmlformats.org/wordprocessingml/2006/main" xmlns:w14="http://schemas.microsoft.com/office/word/2010/wordml" xmlns:w15="http://schemas.microsoft.com/office/word/2012/wordml" xmlns:w16se="http://schemas.microsoft.com/office/word/2015/wordml/symex" xmlns:wpg="http://schemas.microsoft.com/office/word/2010/wordprocessingGroup" xmlns:wpi="http://schemas.microsoft.com/office/word/2010/wordprocessingInk" xmlns:wne="http://schemas.microsoft.com/office/word/2006/wordml" xmlns:wps="http://schemas.microsoft.com/office/word/2010/wordprocessingShape" mc:Ignorable="w14 w15 w16se wp14">
   <w:abstractNum w:abstractNumId="0" w15:restartNumberingAfterBreak="0">
     <w:nsid w:val="28A86957"/>
     <w:multiLevelType w:val="hybridMultilevel"/>
@@ -2252,20 +2436,20 @@
       </w:pPr>
     </w:lvl>
   </w:abstractNum>
-  <w:num w:numId="1" w16cid:durableId="1892616396">
+  <w:num w:numId="1">
     <w:abstractNumId w:val="1"/>
   </w:num>
-  <w:num w:numId="2" w16cid:durableId="809395301">
+  <w:num w:numId="2">
     <w:abstractNumId w:val="2"/>
   </w:num>
-  <w:num w:numId="3" w16cid:durableId="1340501130">
+  <w:num w:numId="3">
     <w:abstractNumId w:val="0"/>
   </w:num>
 </w:numbering>
 </file>
 
 <file path=word/styles.xml><?xml version="1.0" encoding="utf-8"?>
-<w:styles xmlns:mc="http://schemas.openxmlformats.org/markup-compatibility/2006" xmlns:r="http://schemas.openxmlformats.org/officeDocument/2006/relationships" xmlns:w="http://schemas.openxmlformats.org/wordprocessingml/2006/main" xmlns:w14="http://schemas.microsoft.com/office/word/2010/wordml" xmlns:w15="http://schemas.microsoft.com/office/word/2012/wordml" xmlns:w16cex="http://schemas.microsoft.com/office/word/2018/wordml/cex" xmlns:w16cid="http://schemas.microsoft.com/office/word/2016/wordml/cid" xmlns:w16="http://schemas.microsoft.com/office/word/2018/wordml" xmlns:w16du="http://schemas.microsoft.com/office/word/2023/wordml/word16du" xmlns:w16sdtdh="http://schemas.microsoft.com/office/word/2020/wordml/sdtdatahash" xmlns:w16sdtfl="http://schemas.microsoft.com/office/word/2024/wordml/sdtformatlock" xmlns:w16se="http://schemas.microsoft.com/office/word/2015/wordml/symex" mc:Ignorable="w14 w15 w16se w16cid w16 w16cex w16sdtdh w16sdtfl w16du">
+<w:styles xmlns:mc="http://schemas.openxmlformats.org/markup-compatibility/2006" xmlns:r="http://schemas.openxmlformats.org/officeDocument/2006/relationships" xmlns:w="http://schemas.openxmlformats.org/wordprocessingml/2006/main" xmlns:w14="http://schemas.microsoft.com/office/word/2010/wordml" xmlns:w15="http://schemas.microsoft.com/office/word/2012/wordml" xmlns:w16se="http://schemas.microsoft.com/office/word/2015/wordml/symex" mc:Ignorable="w14 w15 w16se">
   <w:docDefaults>
     <w:rPrDefault>
       <w:rPr>
@@ -2275,7 +2459,7 @@
     </w:rPrDefault>
     <w:pPrDefault/>
   </w:docDefaults>
-  <w:latentStyles w:defLockedState="0" w:defUIPriority="0" w:defSemiHidden="0" w:defUnhideWhenUsed="0" w:defQFormat="0" w:count="376">
+  <w:latentStyles w:defLockedState="0" w:defUIPriority="0" w:defSemiHidden="0" w:defUnhideWhenUsed="0" w:defQFormat="0" w:count="371">
     <w:lsdException w:name="Normal" w:qFormat="1"/>
     <w:lsdException w:name="heading 1" w:qFormat="1"/>
     <w:lsdException w:name="heading 2" w:semiHidden="1" w:unhideWhenUsed="1" w:qFormat="1"/>
@@ -2553,11 +2737,6 @@
     <w:lsdException w:name="List Table 5 Dark Accent 6" w:uiPriority="50"/>
     <w:lsdException w:name="List Table 6 Colorful Accent 6" w:uiPriority="51"/>
     <w:lsdException w:name="List Table 7 Colorful Accent 6" w:uiPriority="52"/>
-    <w:lsdException w:name="Mention" w:semiHidden="1" w:uiPriority="99" w:unhideWhenUsed="1"/>
-    <w:lsdException w:name="Smart Hyperlink" w:semiHidden="1" w:uiPriority="99" w:unhideWhenUsed="1"/>
-    <w:lsdException w:name="Hashtag" w:semiHidden="1" w:uiPriority="99" w:unhideWhenUsed="1"/>
-    <w:lsdException w:name="Unresolved Mention" w:semiHidden="1" w:uiPriority="99" w:unhideWhenUsed="1"/>
-    <w:lsdException w:name="Smart Link" w:semiHidden="1" w:uiPriority="99" w:unhideWhenUsed="1"/>
   </w:latentStyles>
   <w:style w:type="paragraph" w:default="1" w:styleId="Normal">
     <w:name w:val="Normal"/>
@@ -3087,7 +3266,7 @@
 </file>
 
 <file path=customXml/itemProps1.xml><?xml version="1.0" encoding="utf-8"?>
-<ds:datastoreItem xmlns:ds="http://schemas.openxmlformats.org/officeDocument/2006/customXml" ds:itemID="{673D310E-6D28-4B6F-AECD-4F911139EEAB}">
+<ds:datastoreItem xmlns:ds="http://schemas.openxmlformats.org/officeDocument/2006/customXml" ds:itemID="{88415479-C7E9-4650-A217-9A762849E4C3}">
   <ds:schemaRefs>
     <ds:schemaRef ds:uri="http://schemas.openxmlformats.org/officeDocument/2006/bibliography"/>
   </ds:schemaRefs>
